--- a/docs/answers/as-expectedvariance.docx
+++ b/docs/answers/as-expectedvariance.docx
@@ -52,7 +52,7 @@
         </w:rPr>
         <w:t xml:space="preserve"> </w:t>
       </w:r>
-      <w:hyperlink r:id="rId20">
+      <w:hyperlink r:id="rId9">
         <w:r>
           <w:rPr>
             <w:rStyle w:val="Hyperlink"/>
@@ -75,7 +75,7 @@
         <w:t xml:space="preserve">Please attempt the questions before reading these answers!</w:t>
       </w:r>
     </w:p>
-    <w:bookmarkStart w:id="26" w:name="q1"/>
+    <w:bookmarkStart w:id="15" w:name="q1"/>
     <w:p>
       <w:pPr>
         <w:pStyle w:val="Heading2"/>
@@ -92,7 +92,7 @@
         <w:t xml:space="preserve">For each of the following valid random variables with associated probability mass function, work out the expected value and variance.</w:t>
       </w:r>
     </w:p>
-    <w:bookmarkStart w:id="21" w:name="section"/>
+    <w:bookmarkStart w:id="10" w:name="section"/>
     <w:p>
       <w:pPr>
         <w:pStyle w:val="Heading4"/>
@@ -114,24 +114,26 @@
       <m:oMath>
         <m:r>
           <m:rPr>
-            <m:sty m:val="p"/>
             <m:scr m:val="double-struck"/>
+            <m:sty m:val="p"/>
           </m:rPr>
           <m:t>E</m:t>
         </m:r>
-        <m:d>
-          <m:dPr>
-            <m:begChr m:val="("/>
-            <m:sepChr m:val=""/>
-            <m:endChr m:val=")"/>
-            <m:grow/>
-          </m:dPr>
-          <m:e>
-            <m:r>
-              <m:t>X</m:t>
-            </m:r>
-          </m:e>
-        </m:d>
+        <m:r>
+          <m:rPr>
+            <m:sty m:val="p"/>
+          </m:rPr>
+          <m:t>(</m:t>
+        </m:r>
+        <m:r>
+          <m:t>X</m:t>
+        </m:r>
+        <m:r>
+          <m:rPr>
+            <m:sty m:val="p"/>
+          </m:rPr>
+          <m:t>)</m:t>
+        </m:r>
         <m:r>
           <m:rPr>
             <m:sty m:val="p"/>
@@ -154,24 +156,26 @@
       <m:oMath>
         <m:r>
           <m:rPr>
-            <m:sty m:val="p"/>
             <m:scr m:val="double-struck"/>
+            <m:sty m:val="p"/>
           </m:rPr>
           <m:t>V</m:t>
         </m:r>
-        <m:d>
-          <m:dPr>
-            <m:begChr m:val="("/>
-            <m:sepChr m:val=""/>
-            <m:endChr m:val=")"/>
-            <m:grow/>
-          </m:dPr>
-          <m:e>
-            <m:r>
-              <m:t>X</m:t>
-            </m:r>
-          </m:e>
-        </m:d>
+        <m:r>
+          <m:rPr>
+            <m:sty m:val="p"/>
+          </m:rPr>
+          <m:t>(</m:t>
+        </m:r>
+        <m:r>
+          <m:t>X</m:t>
+        </m:r>
+        <m:r>
+          <m:rPr>
+            <m:sty m:val="p"/>
+          </m:rPr>
+          <m:t>)</m:t>
+        </m:r>
         <m:r>
           <m:rPr>
             <m:sty m:val="p"/>
@@ -186,8 +190,8 @@
         <w:t xml:space="preserve">.</w:t>
       </w:r>
     </w:p>
-    <w:bookmarkEnd w:id="21"/>
-    <w:bookmarkStart w:id="22" w:name="section-1"/>
+    <w:bookmarkEnd w:id="10"/>
+    <w:bookmarkStart w:id="11" w:name="section-1"/>
     <w:p>
       <w:pPr>
         <w:pStyle w:val="Heading4"/>
@@ -209,24 +213,26 @@
       <m:oMath>
         <m:r>
           <m:rPr>
-            <m:sty m:val="p"/>
             <m:scr m:val="double-struck"/>
+            <m:sty m:val="p"/>
           </m:rPr>
           <m:t>E</m:t>
         </m:r>
-        <m:d>
-          <m:dPr>
-            <m:begChr m:val="("/>
-            <m:sepChr m:val=""/>
-            <m:endChr m:val=")"/>
-            <m:grow/>
-          </m:dPr>
-          <m:e>
-            <m:r>
-              <m:t>X</m:t>
-            </m:r>
-          </m:e>
-        </m:d>
+        <m:r>
+          <m:rPr>
+            <m:sty m:val="p"/>
+          </m:rPr>
+          <m:t>(</m:t>
+        </m:r>
+        <m:r>
+          <m:t>X</m:t>
+        </m:r>
+        <m:r>
+          <m:rPr>
+            <m:sty m:val="p"/>
+          </m:rPr>
+          <m:t>)</m:t>
+        </m:r>
         <m:r>
           <m:rPr>
             <m:sty m:val="p"/>
@@ -249,24 +255,26 @@
       <m:oMath>
         <m:r>
           <m:rPr>
-            <m:sty m:val="p"/>
             <m:scr m:val="double-struck"/>
+            <m:sty m:val="p"/>
           </m:rPr>
           <m:t>V</m:t>
         </m:r>
-        <m:d>
-          <m:dPr>
-            <m:begChr m:val="("/>
-            <m:sepChr m:val=""/>
-            <m:endChr m:val=")"/>
-            <m:grow/>
-          </m:dPr>
-          <m:e>
-            <m:r>
-              <m:t>X</m:t>
-            </m:r>
-          </m:e>
-        </m:d>
+        <m:r>
+          <m:rPr>
+            <m:sty m:val="p"/>
+          </m:rPr>
+          <m:t>(</m:t>
+        </m:r>
+        <m:r>
+          <m:t>X</m:t>
+        </m:r>
+        <m:r>
+          <m:rPr>
+            <m:sty m:val="p"/>
+          </m:rPr>
+          <m:t>)</m:t>
+        </m:r>
         <m:r>
           <m:rPr>
             <m:sty m:val="p"/>
@@ -281,8 +289,8 @@
         <w:t xml:space="preserve">.</w:t>
       </w:r>
     </w:p>
-    <w:bookmarkEnd w:id="22"/>
-    <w:bookmarkStart w:id="24" w:name="section-2"/>
+    <w:bookmarkEnd w:id="11"/>
+    <w:bookmarkStart w:id="13" w:name="section-2"/>
     <w:p>
       <w:pPr>
         <w:pStyle w:val="Heading4"/>
@@ -321,7 +329,7 @@
       <w:r>
         <w:t xml:space="preserve"> </w:t>
       </w:r>
-      <w:hyperlink r:id="rId23">
+      <w:hyperlink r:id="rId12">
         <w:r>
           <w:rPr>
             <w:rStyle w:val="Hyperlink"/>
@@ -338,24 +346,26 @@
       <m:oMath>
         <m:r>
           <m:rPr>
-            <m:sty m:val="p"/>
             <m:scr m:val="double-struck"/>
+            <m:sty m:val="p"/>
           </m:rPr>
           <m:t>E</m:t>
         </m:r>
-        <m:d>
-          <m:dPr>
-            <m:begChr m:val="("/>
-            <m:sepChr m:val=""/>
-            <m:endChr m:val=")"/>
-            <m:grow/>
-          </m:dPr>
-          <m:e>
-            <m:r>
-              <m:t>X</m:t>
-            </m:r>
-          </m:e>
-        </m:d>
+        <m:r>
+          <m:rPr>
+            <m:sty m:val="p"/>
+          </m:rPr>
+          <m:t>(</m:t>
+        </m:r>
+        <m:r>
+          <m:t>X</m:t>
+        </m:r>
+        <m:r>
+          <m:rPr>
+            <m:sty m:val="p"/>
+          </m:rPr>
+          <m:t>)</m:t>
+        </m:r>
         <m:r>
           <m:rPr>
             <m:sty m:val="p"/>
@@ -390,24 +400,26 @@
         <m:oMath>
           <m:r>
             <m:rPr>
-              <m:sty m:val="p"/>
               <m:scr m:val="double-struck"/>
+              <m:sty m:val="p"/>
             </m:rPr>
             <m:t>V</m:t>
           </m:r>
-          <m:d>
-            <m:dPr>
-              <m:begChr m:val="("/>
-              <m:sepChr m:val=""/>
-              <m:endChr m:val=")"/>
-              <m:grow/>
-            </m:dPr>
-            <m:e>
-              <m:r>
-                <m:t>X</m:t>
-              </m:r>
-            </m:e>
-          </m:d>
+          <m:r>
+            <m:rPr>
+              <m:sty m:val="p"/>
+            </m:rPr>
+            <m:t>(</m:t>
+          </m:r>
+          <m:r>
+            <m:t>X</m:t>
+          </m:r>
+          <m:r>
+            <m:rPr>
+              <m:sty m:val="p"/>
+            </m:rPr>
+            <m:t>)</m:t>
+          </m:r>
           <m:r>
             <m:rPr>
               <m:sty m:val="p"/>
@@ -422,101 +434,109 @@
               <m:sty m:val="p"/>
             </m:rPr>
             <m:t>−</m:t>
+          </m:r>
+          <m:r>
+            <m:rPr>
+              <m:sty m:val="p"/>
+            </m:rPr>
+            <m:t>(</m:t>
+          </m:r>
+          <m:r>
+            <m:t>0.3</m:t>
           </m:r>
           <m:sSup>
             <m:e>
-              <m:d>
-                <m:dPr>
-                  <m:begChr m:val="("/>
-                  <m:sepChr m:val=""/>
-                  <m:endChr m:val=")"/>
-                  <m:grow/>
-                </m:dPr>
-                <m:e>
-                  <m:r>
-                    <m:t>0.3</m:t>
-                  </m:r>
-                </m:e>
-              </m:d>
-            </m:e>
-            <m:sup>
-              <m:r>
-                <m:t>2</m:t>
-              </m:r>
-            </m:sup>
-          </m:sSup>
-          <m:r>
-            <m:rPr>
-              <m:sty m:val="p"/>
-            </m:rPr>
-            <m:t>=</m:t>
-          </m:r>
-          <m:r>
-            <m:t>0.21</m:t>
-          </m:r>
-          <m:r>
-            <m:rPr>
-              <m:sty m:val="p"/>
-            </m:rPr>
-            <m:t>=</m:t>
-          </m:r>
-          <m:d>
-            <m:dPr>
-              <m:begChr m:val="("/>
-              <m:sepChr m:val=""/>
-              <m:endChr m:val=")"/>
-              <m:grow/>
-            </m:dPr>
-            <m:e>
-              <m:r>
-                <m:t>0.3</m:t>
-              </m:r>
-            </m:e>
-          </m:d>
-          <m:d>
-            <m:dPr>
-              <m:begChr m:val="("/>
-              <m:sepChr m:val=""/>
-              <m:endChr m:val=")"/>
-              <m:grow/>
-            </m:dPr>
-            <m:e>
-              <m:r>
-                <m:t>0.7</m:t>
-              </m:r>
-            </m:e>
-          </m:d>
-          <m:r>
-            <m:rPr>
-              <m:sty m:val="p"/>
-            </m:rPr>
-            <m:t>=</m:t>
-          </m:r>
-          <m:r>
-            <m:t>p</m:t>
-          </m:r>
-          <m:d>
-            <m:dPr>
-              <m:begChr m:val="("/>
-              <m:sepChr m:val=""/>
-              <m:endChr m:val=")"/>
-              <m:grow/>
-            </m:dPr>
-            <m:e>
-              <m:r>
-                <m:t>1</m:t>
-              </m:r>
               <m:r>
                 <m:rPr>
                   <m:sty m:val="p"/>
                 </m:rPr>
-                <m:t>−</m:t>
-              </m:r>
-              <m:r>
-                <m:t>p</m:t>
+                <m:t>)</m:t>
               </m:r>
             </m:e>
-          </m:d>
+            <m:sup>
+              <m:r>
+                <m:t>2</m:t>
+              </m:r>
+            </m:sup>
+          </m:sSup>
+          <m:r>
+            <m:rPr>
+              <m:sty m:val="p"/>
+            </m:rPr>
+            <m:t>=</m:t>
+          </m:r>
+          <m:r>
+            <m:t>0.21</m:t>
+          </m:r>
+          <m:r>
+            <m:rPr>
+              <m:sty m:val="p"/>
+            </m:rPr>
+            <m:t>=</m:t>
+          </m:r>
+          <m:r>
+            <m:rPr>
+              <m:sty m:val="p"/>
+            </m:rPr>
+            <m:t>(</m:t>
+          </m:r>
+          <m:r>
+            <m:t>0.3</m:t>
+          </m:r>
+          <m:r>
+            <m:rPr>
+              <m:sty m:val="p"/>
+            </m:rPr>
+            <m:t>)</m:t>
+          </m:r>
+          <m:r>
+            <m:rPr>
+              <m:sty m:val="p"/>
+            </m:rPr>
+            <m:t>(</m:t>
+          </m:r>
+          <m:r>
+            <m:t>0.7</m:t>
+          </m:r>
+          <m:r>
+            <m:rPr>
+              <m:sty m:val="p"/>
+            </m:rPr>
+            <m:t>)</m:t>
+          </m:r>
+          <m:r>
+            <m:rPr>
+              <m:sty m:val="p"/>
+            </m:rPr>
+            <m:t>=</m:t>
+          </m:r>
+          <m:r>
+            <m:t>p</m:t>
+          </m:r>
+          <m:r>
+            <m:rPr>
+              <m:sty m:val="p"/>
+            </m:rPr>
+            <m:t>(</m:t>
+          </m:r>
+          <m:r>
+            <m:t>1</m:t>
+          </m:r>
+          <m:r>
+            <m:rPr>
+              <m:sty m:val="p"/>
+            </m:rPr>
+            <m:t>−</m:t>
+          </m:r>
+          <m:r>
+            <m:t>p</m:t>
+          </m:r>
+          <m:r>
+            <m:rPr>
+              <m:sty m:val="p"/>
+            </m:rPr>
+            <m:t>)</m:t>
+          </m:r>
           <m:r>
             <m:rPr>
               <m:sty m:val="p"/>
@@ -526,8 +546,8 @@
         </m:oMath>
       </m:oMathPara>
     </w:p>
-    <w:bookmarkEnd w:id="24"/>
-    <w:bookmarkStart w:id="25" w:name="section-3"/>
+    <w:bookmarkEnd w:id="13"/>
+    <w:bookmarkStart w:id="14" w:name="section-3"/>
     <w:p>
       <w:pPr>
         <w:pStyle w:val="Heading4"/>
@@ -549,24 +569,26 @@
       <m:oMath>
         <m:r>
           <m:rPr>
-            <m:sty m:val="p"/>
             <m:scr m:val="double-struck"/>
+            <m:sty m:val="p"/>
           </m:rPr>
           <m:t>E</m:t>
         </m:r>
-        <m:d>
-          <m:dPr>
-            <m:begChr m:val="("/>
-            <m:sepChr m:val=""/>
-            <m:endChr m:val=")"/>
-            <m:grow/>
-          </m:dPr>
-          <m:e>
-            <m:r>
-              <m:t>X</m:t>
-            </m:r>
-          </m:e>
-        </m:d>
+        <m:r>
+          <m:rPr>
+            <m:sty m:val="p"/>
+          </m:rPr>
+          <m:t>(</m:t>
+        </m:r>
+        <m:r>
+          <m:t>X</m:t>
+        </m:r>
+        <m:r>
+          <m:rPr>
+            <m:sty m:val="p"/>
+          </m:rPr>
+          <m:t>)</m:t>
+        </m:r>
         <m:r>
           <m:rPr>
             <m:sty m:val="p"/>
@@ -589,24 +611,26 @@
       <m:oMath>
         <m:r>
           <m:rPr>
-            <m:sty m:val="p"/>
             <m:scr m:val="double-struck"/>
+            <m:sty m:val="p"/>
           </m:rPr>
           <m:t>V</m:t>
         </m:r>
-        <m:d>
-          <m:dPr>
-            <m:begChr m:val="("/>
-            <m:sepChr m:val=""/>
-            <m:endChr m:val=")"/>
-            <m:grow/>
-          </m:dPr>
-          <m:e>
-            <m:r>
-              <m:t>X</m:t>
-            </m:r>
-          </m:e>
-        </m:d>
+        <m:r>
+          <m:rPr>
+            <m:sty m:val="p"/>
+          </m:rPr>
+          <m:t>(</m:t>
+        </m:r>
+        <m:r>
+          <m:t>X</m:t>
+        </m:r>
+        <m:r>
+          <m:rPr>
+            <m:sty m:val="p"/>
+          </m:rPr>
+          <m:t>)</m:t>
+        </m:r>
         <m:r>
           <m:rPr>
             <m:sty m:val="p"/>
@@ -621,9 +645,9 @@
         <w:t xml:space="preserve">.</w:t>
       </w:r>
     </w:p>
-    <w:bookmarkEnd w:id="25"/>
-    <w:bookmarkEnd w:id="26"/>
-    <w:bookmarkStart w:id="29" w:name="q2"/>
+    <w:bookmarkEnd w:id="14"/>
+    <w:bookmarkEnd w:id="15"/>
+    <w:bookmarkStart w:id="18" w:name="q2"/>
     <w:p>
       <w:pPr>
         <w:pStyle w:val="Heading2"/>
@@ -640,7 +664,7 @@
         <w:t xml:space="preserve">For each of the following valid random variables with associated probability density function, work out the expected value andvariance.</w:t>
       </w:r>
     </w:p>
-    <w:bookmarkStart w:id="27" w:name="section-4"/>
+    <w:bookmarkStart w:id="16" w:name="section-4"/>
     <w:p>
       <w:pPr>
         <w:pStyle w:val="Heading4"/>
@@ -702,7 +726,7 @@
       <w:r>
         <w:t xml:space="preserve"> </w:t>
       </w:r>
-      <w:hyperlink r:id="rId23">
+      <w:hyperlink r:id="rId12">
         <w:r>
           <w:rPr>
             <w:rStyle w:val="Hyperlink"/>
@@ -719,52 +743,56 @@
       <m:oMath>
         <m:r>
           <m:rPr>
-            <m:sty m:val="p"/>
             <m:scr m:val="double-struck"/>
+            <m:sty m:val="p"/>
           </m:rPr>
           <m:t>E</m:t>
         </m:r>
-        <m:d>
-          <m:dPr>
-            <m:begChr m:val="("/>
-            <m:sepChr m:val=""/>
-            <m:endChr m:val=")"/>
-            <m:grow/>
-          </m:dPr>
-          <m:e>
-            <m:r>
-              <m:t>X</m:t>
-            </m:r>
-          </m:e>
-        </m:d>
+        <m:r>
+          <m:rPr>
+            <m:sty m:val="p"/>
+          </m:rPr>
+          <m:t>(</m:t>
+        </m:r>
+        <m:r>
+          <m:t>X</m:t>
+        </m:r>
+        <m:r>
+          <m:rPr>
+            <m:sty m:val="p"/>
+          </m:rPr>
+          <m:t>)</m:t>
+        </m:r>
         <m:r>
           <m:rPr>
             <m:sty m:val="p"/>
           </m:rPr>
           <m:t>=</m:t>
         </m:r>
-        <m:d>
-          <m:dPr>
-            <m:begChr m:val="("/>
-            <m:sepChr m:val=""/>
-            <m:endChr m:val=")"/>
-            <m:grow/>
-          </m:dPr>
-          <m:e>
-            <m:r>
-              <m:t>a</m:t>
-            </m:r>
-            <m:r>
-              <m:rPr>
-                <m:sty m:val="p"/>
-              </m:rPr>
-              <m:t>+</m:t>
-            </m:r>
-            <m:r>
-              <m:t>b</m:t>
-            </m:r>
-          </m:e>
-        </m:d>
+        <m:r>
+          <m:rPr>
+            <m:sty m:val="p"/>
+          </m:rPr>
+          <m:t>(</m:t>
+        </m:r>
+        <m:r>
+          <m:t>a</m:t>
+        </m:r>
+        <m:r>
+          <m:rPr>
+            <m:sty m:val="p"/>
+          </m:rPr>
+          <m:t>+</m:t>
+        </m:r>
+        <m:r>
+          <m:t>b</m:t>
+        </m:r>
+        <m:r>
+          <m:rPr>
+            <m:sty m:val="p"/>
+          </m:rPr>
+          <m:t>)</m:t>
+        </m:r>
         <m:r>
           <m:rPr>
             <m:sty m:val="p"/>
@@ -780,28 +808,30 @@
           </m:rPr>
           <m:t>=</m:t>
         </m:r>
-        <m:d>
-          <m:dPr>
-            <m:begChr m:val="("/>
-            <m:sepChr m:val=""/>
-            <m:endChr m:val=")"/>
-            <m:grow/>
-          </m:dPr>
-          <m:e>
-            <m:r>
-              <m:t>0</m:t>
-            </m:r>
-            <m:r>
-              <m:rPr>
-                <m:sty m:val="p"/>
-              </m:rPr>
-              <m:t>+</m:t>
-            </m:r>
-            <m:r>
-              <m:t>2</m:t>
-            </m:r>
-          </m:e>
-        </m:d>
+        <m:r>
+          <m:rPr>
+            <m:sty m:val="p"/>
+          </m:rPr>
+          <m:t>(</m:t>
+        </m:r>
+        <m:r>
+          <m:t>0</m:t>
+        </m:r>
+        <m:r>
+          <m:rPr>
+            <m:sty m:val="p"/>
+          </m:rPr>
+          <m:t>+</m:t>
+        </m:r>
+        <m:r>
+          <m:t>2</m:t>
+        </m:r>
+        <m:r>
+          <m:rPr>
+            <m:sty m:val="p"/>
+          </m:rPr>
+          <m:t>)</m:t>
+        </m:r>
         <m:r>
           <m:rPr>
             <m:sty m:val="p"/>
@@ -839,24 +869,26 @@
         <m:oMath>
           <m:r>
             <m:rPr>
-              <m:sty m:val="p"/>
               <m:scr m:val="double-struck"/>
+              <m:sty m:val="p"/>
             </m:rPr>
             <m:t>V</m:t>
           </m:r>
-          <m:d>
-            <m:dPr>
-              <m:begChr m:val="("/>
-              <m:sepChr m:val=""/>
-              <m:endChr m:val=")"/>
-              <m:grow/>
-            </m:dPr>
-            <m:e>
-              <m:r>
-                <m:t>X</m:t>
-              </m:r>
-            </m:e>
-          </m:d>
+          <m:r>
+            <m:rPr>
+              <m:sty m:val="p"/>
+            </m:rPr>
+            <m:t>(</m:t>
+          </m:r>
+          <m:r>
+            <m:t>X</m:t>
+          </m:r>
+          <m:r>
+            <m:rPr>
+              <m:sty m:val="p"/>
+            </m:rPr>
+            <m:t>)</m:t>
+          </m:r>
           <m:r>
             <m:rPr>
               <m:sty m:val="p"/>
@@ -878,30 +910,32 @@
               </m:r>
             </m:den>
           </m:f>
+          <m:r>
+            <m:rPr>
+              <m:sty m:val="p"/>
+            </m:rPr>
+            <m:t>(</m:t>
+          </m:r>
+          <m:r>
+            <m:t>b</m:t>
+          </m:r>
+          <m:r>
+            <m:rPr>
+              <m:sty m:val="p"/>
+            </m:rPr>
+            <m:t>−</m:t>
+          </m:r>
+          <m:r>
+            <m:t>a</m:t>
+          </m:r>
           <m:sSup>
             <m:e>
-              <m:d>
-                <m:dPr>
-                  <m:begChr m:val="("/>
-                  <m:sepChr m:val=""/>
-                  <m:endChr m:val=")"/>
-                  <m:grow/>
-                </m:dPr>
-                <m:e>
-                  <m:r>
-                    <m:t>b</m:t>
-                  </m:r>
-                  <m:r>
-                    <m:rPr>
-                      <m:sty m:val="p"/>
-                    </m:rPr>
-                    <m:t>−</m:t>
-                  </m:r>
-                  <m:r>
-                    <m:t>a</m:t>
-                  </m:r>
-                </m:e>
-              </m:d>
+              <m:r>
+                <m:rPr>
+                  <m:sty m:val="p"/>
+                </m:rPr>
+                <m:t>)</m:t>
+              </m:r>
             </m:e>
             <m:sup>
               <m:r>
@@ -930,30 +964,32 @@
               </m:r>
             </m:den>
           </m:f>
+          <m:r>
+            <m:rPr>
+              <m:sty m:val="p"/>
+            </m:rPr>
+            <m:t>(</m:t>
+          </m:r>
+          <m:r>
+            <m:t>2</m:t>
+          </m:r>
+          <m:r>
+            <m:rPr>
+              <m:sty m:val="p"/>
+            </m:rPr>
+            <m:t>−</m:t>
+          </m:r>
+          <m:r>
+            <m:t>0</m:t>
+          </m:r>
           <m:sSup>
             <m:e>
-              <m:d>
-                <m:dPr>
-                  <m:begChr m:val="("/>
-                  <m:sepChr m:val=""/>
-                  <m:endChr m:val=")"/>
-                  <m:grow/>
-                </m:dPr>
-                <m:e>
-                  <m:r>
-                    <m:t>2</m:t>
-                  </m:r>
-                  <m:r>
-                    <m:rPr>
-                      <m:sty m:val="p"/>
-                    </m:rPr>
-                    <m:t>−</m:t>
-                  </m:r>
-                  <m:r>
-                    <m:t>0</m:t>
-                  </m:r>
-                </m:e>
-              </m:d>
+              <m:r>
+                <m:rPr>
+                  <m:sty m:val="p"/>
+                </m:rPr>
+                <m:t>)</m:t>
+              </m:r>
             </m:e>
             <m:sup>
               <m:r>
@@ -1012,8 +1048,8 @@
         </m:oMath>
       </m:oMathPara>
     </w:p>
-    <w:bookmarkEnd w:id="27"/>
-    <w:bookmarkStart w:id="28" w:name="section-5"/>
+    <w:bookmarkEnd w:id="16"/>
+    <w:bookmarkStart w:id="17" w:name="section-5"/>
     <w:p>
       <w:pPr>
         <w:pStyle w:val="Heading4"/>
@@ -1035,24 +1071,26 @@
       <m:oMath>
         <m:r>
           <m:rPr>
-            <m:sty m:val="p"/>
             <m:scr m:val="double-struck"/>
+            <m:sty m:val="p"/>
           </m:rPr>
           <m:t>E</m:t>
         </m:r>
-        <m:d>
-          <m:dPr>
-            <m:begChr m:val="("/>
-            <m:sepChr m:val=""/>
-            <m:endChr m:val=")"/>
-            <m:grow/>
-          </m:dPr>
-          <m:e>
-            <m:r>
-              <m:t>X</m:t>
-            </m:r>
-          </m:e>
-        </m:d>
+        <m:r>
+          <m:rPr>
+            <m:sty m:val="p"/>
+          </m:rPr>
+          <m:t>(</m:t>
+        </m:r>
+        <m:r>
+          <m:t>X</m:t>
+        </m:r>
+        <m:r>
+          <m:rPr>
+            <m:sty m:val="p"/>
+          </m:rPr>
+          <m:t>)</m:t>
+        </m:r>
         <m:r>
           <m:rPr>
             <m:sty m:val="p"/>
@@ -1087,24 +1125,26 @@
       <m:oMath>
         <m:r>
           <m:rPr>
-            <m:sty m:val="p"/>
             <m:scr m:val="double-struck"/>
+            <m:sty m:val="p"/>
           </m:rPr>
           <m:t>V</m:t>
         </m:r>
-        <m:d>
-          <m:dPr>
-            <m:begChr m:val="("/>
-            <m:sepChr m:val=""/>
-            <m:endChr m:val=")"/>
-            <m:grow/>
-          </m:dPr>
-          <m:e>
-            <m:r>
-              <m:t>X</m:t>
-            </m:r>
-          </m:e>
-        </m:d>
+        <m:r>
+          <m:rPr>
+            <m:sty m:val="p"/>
+          </m:rPr>
+          <m:t>(</m:t>
+        </m:r>
+        <m:r>
+          <m:t>X</m:t>
+        </m:r>
+        <m:r>
+          <m:rPr>
+            <m:sty m:val="p"/>
+          </m:rPr>
+          <m:t>)</m:t>
+        </m:r>
         <m:r>
           <m:rPr>
             <m:sty m:val="p"/>
@@ -1131,9 +1171,9 @@
         <w:t xml:space="preserve">.</w:t>
       </w:r>
     </w:p>
-    <w:bookmarkEnd w:id="28"/>
-    <w:bookmarkEnd w:id="29"/>
-    <w:bookmarkStart w:id="30" w:name="q3"/>
+    <w:bookmarkEnd w:id="17"/>
+    <w:bookmarkEnd w:id="18"/>
+    <w:bookmarkStart w:id="19" w:name="q3"/>
     <w:p>
       <w:pPr>
         <w:pStyle w:val="Heading2"/>
@@ -1155,24 +1195,26 @@
       <m:oMath>
         <m:r>
           <m:rPr>
-            <m:sty m:val="p"/>
             <m:scr m:val="double-struck"/>
+            <m:sty m:val="p"/>
           </m:rPr>
           <m:t>E</m:t>
         </m:r>
-        <m:d>
-          <m:dPr>
-            <m:begChr m:val="("/>
-            <m:sepChr m:val=""/>
-            <m:endChr m:val=")"/>
-            <m:grow/>
-          </m:dPr>
-          <m:e>
-            <m:r>
-              <m:t>X</m:t>
-            </m:r>
-          </m:e>
-        </m:d>
+        <m:r>
+          <m:rPr>
+            <m:sty m:val="p"/>
+          </m:rPr>
+          <m:t>(</m:t>
+        </m:r>
+        <m:r>
+          <m:t>X</m:t>
+        </m:r>
+        <m:r>
+          <m:rPr>
+            <m:sty m:val="p"/>
+          </m:rPr>
+          <m:t>)</m:t>
+        </m:r>
         <m:r>
           <m:rPr>
             <m:sty m:val="p"/>
@@ -1207,24 +1249,26 @@
       <m:oMath>
         <m:r>
           <m:rPr>
-            <m:sty m:val="p"/>
             <m:scr m:val="double-struck"/>
+            <m:sty m:val="p"/>
           </m:rPr>
           <m:t>V</m:t>
         </m:r>
-        <m:d>
-          <m:dPr>
-            <m:begChr m:val="("/>
-            <m:sepChr m:val=""/>
-            <m:endChr m:val=")"/>
-            <m:grow/>
-          </m:dPr>
-          <m:e>
-            <m:r>
-              <m:t>X</m:t>
-            </m:r>
-          </m:e>
-        </m:d>
+        <m:r>
+          <m:rPr>
+            <m:sty m:val="p"/>
+          </m:rPr>
+          <m:t>(</m:t>
+        </m:r>
+        <m:r>
+          <m:t>X</m:t>
+        </m:r>
+        <m:r>
+          <m:rPr>
+            <m:sty m:val="p"/>
+          </m:rPr>
+          <m:t>)</m:t>
+        </m:r>
         <m:r>
           <m:rPr>
             <m:sty m:val="p"/>
@@ -1387,197 +1431,182 @@
           <m:jc m:val="center"/>
         </m:oMathParaPr>
         <m:oMath>
-          <m:m>
-            <m:mPr>
-              <m:baseJc m:val="center"/>
-              <m:plcHide m:val="on"/>
-              <m:mcs>
-                <m:mc>
-                  <m:mcPr>
-                    <m:mcJc m:val="right"/>
-                    <m:count m:val="1"/>
-                  </m:mcPr>
-                </m:mc>
-                <m:mc>
-                  <m:mcPr>
-                    <m:mcJc m:val="left"/>
-                    <m:count m:val="1"/>
-                  </m:mcPr>
-                </m:mc>
-              </m:mcs>
-            </m:mPr>
-            <m:mr>
-              <m:e>
-                <m:r>
-                  <m:rPr>
-                    <m:sty m:val="p"/>
-                    <m:scr m:val="double-struck"/>
-                  </m:rPr>
-                  <m:t>E</m:t>
-                </m:r>
-                <m:d>
-                  <m:dPr>
-                    <m:begChr m:val="("/>
-                    <m:sepChr m:val=""/>
-                    <m:endChr m:val=")"/>
-                    <m:grow/>
-                  </m:dPr>
-                  <m:e>
-                    <m:r>
-                      <m:t>Y</m:t>
-                    </m:r>
-                  </m:e>
-                </m:d>
-              </m:e>
-              <m:e>
-                <m:r>
-                  <m:rPr>
-                    <m:sty m:val="p"/>
-                  </m:rPr>
-                  <m:t>=</m:t>
-                </m:r>
-                <m:r>
-                  <m:rPr>
-                    <m:sty m:val="p"/>
-                    <m:scr m:val="double-struck"/>
-                  </m:rPr>
-                  <m:t>E</m:t>
-                </m:r>
-                <m:d>
-                  <m:dPr>
-                    <m:begChr m:val="("/>
-                    <m:sepChr m:val=""/>
-                    <m:endChr m:val=")"/>
-                    <m:grow/>
-                  </m:dPr>
-                  <m:e>
-                    <m:r>
-                      <m:t>X</m:t>
-                    </m:r>
-                    <m:r>
-                      <m:rPr>
-                        <m:sty m:val="p"/>
-                      </m:rPr>
-                      <m:t>+</m:t>
-                    </m:r>
-                    <m:r>
-                      <m:t>X</m:t>
-                    </m:r>
-                    <m:r>
-                      <m:rPr>
-                        <m:sty m:val="p"/>
-                      </m:rPr>
-                      <m:t>+</m:t>
-                    </m:r>
-                    <m:r>
-                      <m:t>X</m:t>
-                    </m:r>
-                    <m:r>
-                      <m:rPr>
-                        <m:sty m:val="p"/>
-                      </m:rPr>
-                      <m:t>+</m:t>
-                    </m:r>
-                    <m:r>
-                      <m:t>X</m:t>
-                    </m:r>
-                    <m:r>
-                      <m:rPr>
-                        <m:sty m:val="p"/>
-                      </m:rPr>
-                      <m:t>+</m:t>
-                    </m:r>
-                    <m:r>
-                      <m:t>X</m:t>
-                    </m:r>
-                    <m:r>
-                      <m:rPr>
-                        <m:sty m:val="p"/>
-                      </m:rPr>
-                      <m:t>+</m:t>
-                    </m:r>
-                    <m:r>
-                      <m:t>X</m:t>
-                    </m:r>
-                    <m:r>
-                      <m:rPr>
-                        <m:sty m:val="p"/>
-                      </m:rPr>
-                      <m:t>+</m:t>
-                    </m:r>
-                    <m:r>
-                      <m:t>X</m:t>
-                    </m:r>
-                  </m:e>
-                </m:d>
-              </m:e>
-            </m:mr>
-            <m:mr>
-              <m:e/>
-              <m:e>
-                <m:r>
-                  <m:rPr>
-                    <m:sty m:val="p"/>
-                  </m:rPr>
-                  <m:t>=</m:t>
-                </m:r>
-                <m:r>
-                  <m:t>7</m:t>
-                </m:r>
-                <m:r>
-                  <m:rPr>
-                    <m:sty m:val="p"/>
-                  </m:rPr>
-                  <m:t>⋅</m:t>
-                </m:r>
-                <m:f>
-                  <m:fPr>
-                    <m:type m:val="bar"/>
-                  </m:fPr>
-                  <m:num>
-                    <m:r>
-                      <m:t>7</m:t>
-                    </m:r>
-                  </m:num>
-                  <m:den>
-                    <m:r>
-                      <m:t>2</m:t>
-                    </m:r>
-                  </m:den>
-                </m:f>
-                <m:r>
-                  <m:rPr>
-                    <m:sty m:val="p"/>
-                  </m:rPr>
-                  <m:t>=</m:t>
-                </m:r>
-                <m:f>
-                  <m:fPr>
-                    <m:type m:val="bar"/>
-                  </m:fPr>
-                  <m:num>
-                    <m:r>
-                      <m:t>49</m:t>
-                    </m:r>
-                  </m:num>
-                  <m:den>
-                    <m:r>
-                      <m:t>2</m:t>
-                    </m:r>
-                  </m:den>
-                </m:f>
-                <m:r>
-                  <m:rPr>
-                    <m:sty m:val="p"/>
-                  </m:rPr>
-                  <m:t>=</m:t>
-                </m:r>
-                <m:r>
-                  <m:t>24.5</m:t>
-                </m:r>
-              </m:e>
-            </m:mr>
-          </m:m>
+          <m:eqArr>
+            <m:e>
+              <m:r>
+                <m:rPr>
+                  <m:scr m:val="double-struck"/>
+                  <m:sty m:val="p"/>
+                </m:rPr>
+                <m:t>E</m:t>
+              </m:r>
+              <m:r>
+                <m:rPr>
+                  <m:sty m:val="p"/>
+                </m:rPr>
+                <m:t>(</m:t>
+              </m:r>
+              <m:r>
+                <m:t>Y</m:t>
+              </m:r>
+              <m:r>
+                <m:rPr>
+                  <m:sty m:val="p"/>
+                </m:rPr>
+                <m:t>)</m:t>
+              </m:r>
+              <m:r>
+                <m:t>&amp;</m:t>
+              </m:r>
+              <m:r>
+                <m:rPr>
+                  <m:sty m:val="p"/>
+                </m:rPr>
+                <m:t>=</m:t>
+              </m:r>
+              <m:r>
+                <m:rPr>
+                  <m:scr m:val="double-struck"/>
+                  <m:sty m:val="p"/>
+                </m:rPr>
+                <m:t>E</m:t>
+              </m:r>
+              <m:r>
+                <m:rPr>
+                  <m:sty m:val="p"/>
+                </m:rPr>
+                <m:t>(</m:t>
+              </m:r>
+              <m:r>
+                <m:t>X</m:t>
+              </m:r>
+              <m:r>
+                <m:rPr>
+                  <m:sty m:val="p"/>
+                </m:rPr>
+                <m:t>+</m:t>
+              </m:r>
+              <m:r>
+                <m:t>X</m:t>
+              </m:r>
+              <m:r>
+                <m:rPr>
+                  <m:sty m:val="p"/>
+                </m:rPr>
+                <m:t>+</m:t>
+              </m:r>
+              <m:r>
+                <m:t>X</m:t>
+              </m:r>
+              <m:r>
+                <m:rPr>
+                  <m:sty m:val="p"/>
+                </m:rPr>
+                <m:t>+</m:t>
+              </m:r>
+              <m:r>
+                <m:t>X</m:t>
+              </m:r>
+              <m:r>
+                <m:rPr>
+                  <m:sty m:val="p"/>
+                </m:rPr>
+                <m:t>+</m:t>
+              </m:r>
+              <m:r>
+                <m:t>X</m:t>
+              </m:r>
+              <m:r>
+                <m:rPr>
+                  <m:sty m:val="p"/>
+                </m:rPr>
+                <m:t>+</m:t>
+              </m:r>
+              <m:r>
+                <m:t>X</m:t>
+              </m:r>
+              <m:r>
+                <m:rPr>
+                  <m:sty m:val="p"/>
+                </m:rPr>
+                <m:t>+</m:t>
+              </m:r>
+              <m:r>
+                <m:t>X</m:t>
+              </m:r>
+              <m:r>
+                <m:rPr>
+                  <m:sty m:val="p"/>
+                </m:rPr>
+                <m:t>)</m:t>
+              </m:r>
+            </m:e>
+            <m:e>
+              <m:r>
+                <m:t>&amp;</m:t>
+              </m:r>
+              <m:r>
+                <m:rPr>
+                  <m:sty m:val="p"/>
+                </m:rPr>
+                <m:t>=</m:t>
+              </m:r>
+              <m:r>
+                <m:t>7</m:t>
+              </m:r>
+              <m:r>
+                <m:rPr>
+                  <m:sty m:val="p"/>
+                </m:rPr>
+                <m:t>⋅</m:t>
+              </m:r>
+              <m:f>
+                <m:fPr>
+                  <m:type m:val="bar"/>
+                </m:fPr>
+                <m:num>
+                  <m:r>
+                    <m:t>7</m:t>
+                  </m:r>
+                </m:num>
+                <m:den>
+                  <m:r>
+                    <m:t>2</m:t>
+                  </m:r>
+                </m:den>
+              </m:f>
+              <m:r>
+                <m:rPr>
+                  <m:sty m:val="p"/>
+                </m:rPr>
+                <m:t>=</m:t>
+              </m:r>
+              <m:f>
+                <m:fPr>
+                  <m:type m:val="bar"/>
+                </m:fPr>
+                <m:num>
+                  <m:r>
+                    <m:t>49</m:t>
+                  </m:r>
+                </m:num>
+                <m:den>
+                  <m:r>
+                    <m:t>2</m:t>
+                  </m:r>
+                </m:den>
+              </m:f>
+              <m:r>
+                <m:rPr>
+                  <m:sty m:val="p"/>
+                </m:rPr>
+                <m:t>=</m:t>
+              </m:r>
+              <m:r>
+                <m:t>24.5</m:t>
+              </m:r>
+            </m:e>
+          </m:eqArr>
         </m:oMath>
       </m:oMathPara>
     </w:p>
@@ -1598,193 +1627,178 @@
           <m:jc m:val="center"/>
         </m:oMathParaPr>
         <m:oMath>
-          <m:m>
-            <m:mPr>
-              <m:baseJc m:val="center"/>
-              <m:plcHide m:val="on"/>
-              <m:mcs>
-                <m:mc>
-                  <m:mcPr>
-                    <m:mcJc m:val="right"/>
-                    <m:count m:val="1"/>
-                  </m:mcPr>
-                </m:mc>
-                <m:mc>
-                  <m:mcPr>
-                    <m:mcJc m:val="left"/>
-                    <m:count m:val="1"/>
-                  </m:mcPr>
-                </m:mc>
-              </m:mcs>
-            </m:mPr>
-            <m:mr>
-              <m:e>
-                <m:r>
-                  <m:rPr>
-                    <m:sty m:val="p"/>
-                    <m:scr m:val="double-struck"/>
-                  </m:rPr>
-                  <m:t>V</m:t>
-                </m:r>
-                <m:d>
-                  <m:dPr>
-                    <m:begChr m:val="("/>
-                    <m:sepChr m:val=""/>
-                    <m:endChr m:val=")"/>
-                    <m:grow/>
-                  </m:dPr>
-                  <m:e>
-                    <m:r>
-                      <m:t>Y</m:t>
-                    </m:r>
-                  </m:e>
-                </m:d>
-              </m:e>
-              <m:e>
-                <m:r>
-                  <m:rPr>
-                    <m:sty m:val="p"/>
-                  </m:rPr>
-                  <m:t>=</m:t>
-                </m:r>
-                <m:r>
-                  <m:rPr>
-                    <m:sty m:val="p"/>
-                    <m:scr m:val="double-struck"/>
-                  </m:rPr>
-                  <m:t>V</m:t>
-                </m:r>
-                <m:d>
-                  <m:dPr>
-                    <m:begChr m:val="("/>
-                    <m:sepChr m:val=""/>
-                    <m:endChr m:val=")"/>
-                    <m:grow/>
-                  </m:dPr>
-                  <m:e>
-                    <m:r>
-                      <m:t>X</m:t>
-                    </m:r>
-                    <m:r>
-                      <m:rPr>
-                        <m:sty m:val="p"/>
-                      </m:rPr>
-                      <m:t>+</m:t>
-                    </m:r>
-                    <m:r>
-                      <m:t>X</m:t>
-                    </m:r>
-                    <m:r>
-                      <m:rPr>
-                        <m:sty m:val="p"/>
-                      </m:rPr>
-                      <m:t>+</m:t>
-                    </m:r>
-                    <m:r>
-                      <m:t>X</m:t>
-                    </m:r>
-                    <m:r>
-                      <m:rPr>
-                        <m:sty m:val="p"/>
-                      </m:rPr>
-                      <m:t>+</m:t>
-                    </m:r>
-                    <m:r>
-                      <m:t>X</m:t>
-                    </m:r>
-                    <m:r>
-                      <m:rPr>
-                        <m:sty m:val="p"/>
-                      </m:rPr>
-                      <m:t>+</m:t>
-                    </m:r>
-                    <m:r>
-                      <m:t>X</m:t>
-                    </m:r>
-                    <m:r>
-                      <m:rPr>
-                        <m:sty m:val="p"/>
-                      </m:rPr>
-                      <m:t>+</m:t>
-                    </m:r>
-                    <m:r>
-                      <m:t>X</m:t>
-                    </m:r>
-                    <m:r>
-                      <m:rPr>
-                        <m:sty m:val="p"/>
-                      </m:rPr>
-                      <m:t>+</m:t>
-                    </m:r>
-                    <m:r>
-                      <m:t>X</m:t>
-                    </m:r>
-                  </m:e>
-                </m:d>
-              </m:e>
-            </m:mr>
-            <m:mr>
-              <m:e/>
-              <m:e>
-                <m:r>
-                  <m:rPr>
-                    <m:sty m:val="p"/>
-                  </m:rPr>
-                  <m:t>=</m:t>
-                </m:r>
-                <m:r>
-                  <m:t>7</m:t>
-                </m:r>
-                <m:r>
-                  <m:rPr>
-                    <m:sty m:val="p"/>
-                  </m:rPr>
-                  <m:t>⋅</m:t>
-                </m:r>
-                <m:f>
-                  <m:fPr>
-                    <m:type m:val="bar"/>
-                  </m:fPr>
-                  <m:num>
-                    <m:r>
-                      <m:t>35</m:t>
-                    </m:r>
-                  </m:num>
-                  <m:den>
-                    <m:r>
-                      <m:t>12</m:t>
-                    </m:r>
-                  </m:den>
-                </m:f>
-                <m:r>
-                  <m:rPr>
-                    <m:sty m:val="p"/>
-                  </m:rPr>
-                  <m:t>=</m:t>
-                </m:r>
-                <m:f>
-                  <m:fPr>
-                    <m:type m:val="bar"/>
-                  </m:fPr>
-                  <m:num>
-                    <m:r>
-                      <m:t>245</m:t>
-                    </m:r>
-                  </m:num>
-                  <m:den>
-                    <m:r>
-                      <m:t>12</m:t>
-                    </m:r>
-                  </m:den>
-                </m:f>
-              </m:e>
-            </m:mr>
-          </m:m>
+          <m:eqArr>
+            <m:e>
+              <m:r>
+                <m:rPr>
+                  <m:scr m:val="double-struck"/>
+                  <m:sty m:val="p"/>
+                </m:rPr>
+                <m:t>V</m:t>
+              </m:r>
+              <m:r>
+                <m:rPr>
+                  <m:sty m:val="p"/>
+                </m:rPr>
+                <m:t>(</m:t>
+              </m:r>
+              <m:r>
+                <m:t>Y</m:t>
+              </m:r>
+              <m:r>
+                <m:rPr>
+                  <m:sty m:val="p"/>
+                </m:rPr>
+                <m:t>)</m:t>
+              </m:r>
+              <m:r>
+                <m:t>&amp;</m:t>
+              </m:r>
+              <m:r>
+                <m:rPr>
+                  <m:sty m:val="p"/>
+                </m:rPr>
+                <m:t>=</m:t>
+              </m:r>
+              <m:r>
+                <m:rPr>
+                  <m:scr m:val="double-struck"/>
+                  <m:sty m:val="p"/>
+                </m:rPr>
+                <m:t>V</m:t>
+              </m:r>
+              <m:r>
+                <m:rPr>
+                  <m:sty m:val="p"/>
+                </m:rPr>
+                <m:t>(</m:t>
+              </m:r>
+              <m:r>
+                <m:t>X</m:t>
+              </m:r>
+              <m:r>
+                <m:rPr>
+                  <m:sty m:val="p"/>
+                </m:rPr>
+                <m:t>+</m:t>
+              </m:r>
+              <m:r>
+                <m:t>X</m:t>
+              </m:r>
+              <m:r>
+                <m:rPr>
+                  <m:sty m:val="p"/>
+                </m:rPr>
+                <m:t>+</m:t>
+              </m:r>
+              <m:r>
+                <m:t>X</m:t>
+              </m:r>
+              <m:r>
+                <m:rPr>
+                  <m:sty m:val="p"/>
+                </m:rPr>
+                <m:t>+</m:t>
+              </m:r>
+              <m:r>
+                <m:t>X</m:t>
+              </m:r>
+              <m:r>
+                <m:rPr>
+                  <m:sty m:val="p"/>
+                </m:rPr>
+                <m:t>+</m:t>
+              </m:r>
+              <m:r>
+                <m:t>X</m:t>
+              </m:r>
+              <m:r>
+                <m:rPr>
+                  <m:sty m:val="p"/>
+                </m:rPr>
+                <m:t>+</m:t>
+              </m:r>
+              <m:r>
+                <m:t>X</m:t>
+              </m:r>
+              <m:r>
+                <m:rPr>
+                  <m:sty m:val="p"/>
+                </m:rPr>
+                <m:t>+</m:t>
+              </m:r>
+              <m:r>
+                <m:t>X</m:t>
+              </m:r>
+              <m:r>
+                <m:rPr>
+                  <m:sty m:val="p"/>
+                </m:rPr>
+                <m:t>)</m:t>
+              </m:r>
+            </m:e>
+            <m:e>
+              <m:r>
+                <m:t>&amp;</m:t>
+              </m:r>
+              <m:r>
+                <m:rPr>
+                  <m:sty m:val="p"/>
+                </m:rPr>
+                <m:t>=</m:t>
+              </m:r>
+              <m:r>
+                <m:t>7</m:t>
+              </m:r>
+              <m:r>
+                <m:rPr>
+                  <m:sty m:val="p"/>
+                </m:rPr>
+                <m:t>⋅</m:t>
+              </m:r>
+              <m:f>
+                <m:fPr>
+                  <m:type m:val="bar"/>
+                </m:fPr>
+                <m:num>
+                  <m:r>
+                    <m:t>35</m:t>
+                  </m:r>
+                </m:num>
+                <m:den>
+                  <m:r>
+                    <m:t>12</m:t>
+                  </m:r>
+                </m:den>
+              </m:f>
+              <m:r>
+                <m:rPr>
+                  <m:sty m:val="p"/>
+                </m:rPr>
+                <m:t>=</m:t>
+              </m:r>
+              <m:f>
+                <m:fPr>
+                  <m:type m:val="bar"/>
+                </m:fPr>
+                <m:num>
+                  <m:r>
+                    <m:t>245</m:t>
+                  </m:r>
+                </m:num>
+                <m:den>
+                  <m:r>
+                    <m:t>12</m:t>
+                  </m:r>
+                </m:den>
+              </m:f>
+            </m:e>
+          </m:eqArr>
         </m:oMath>
       </m:oMathPara>
     </w:p>
-    <w:bookmarkEnd w:id="30"/>
-    <w:bookmarkStart w:id="31" w:name="q4"/>
+    <w:bookmarkEnd w:id="19"/>
+    <w:bookmarkStart w:id="20" w:name="q4"/>
     <w:p>
       <w:pPr>
         <w:pStyle w:val="Heading2"/>
@@ -1812,24 +1826,26 @@
         <m:oMath>
           <m:r>
             <m:rPr>
-              <m:sty m:val="p"/>
               <m:scr m:val="double-struck"/>
+              <m:sty m:val="p"/>
             </m:rPr>
             <m:t>E</m:t>
           </m:r>
-          <m:d>
-            <m:dPr>
-              <m:begChr m:val="("/>
-              <m:sepChr m:val=""/>
-              <m:endChr m:val=")"/>
-              <m:grow/>
-            </m:dPr>
-            <m:e>
-              <m:r>
-                <m:t>X</m:t>
-              </m:r>
-            </m:e>
-          </m:d>
+          <m:r>
+            <m:rPr>
+              <m:sty m:val="p"/>
+            </m:rPr>
+            <m:t>(</m:t>
+          </m:r>
+          <m:r>
+            <m:t>X</m:t>
+          </m:r>
+          <m:r>
+            <m:rPr>
+              <m:sty m:val="p"/>
+            </m:rPr>
+            <m:t>)</m:t>
+          </m:r>
           <m:r>
             <m:rPr>
               <m:sty m:val="p"/>
@@ -1905,8 +1921,8 @@
           <m:r>
             <m:rPr>
               <m:nor/>
-              <m:sty m:val="p"/>
               <m:scr m:val="sans-serif"/>
+              <m:sty m:val="p"/>
             </m:rPr>
             <m:t> and </m:t>
           </m:r>
@@ -1915,24 +1931,26 @@
           </m:r>
           <m:r>
             <m:rPr>
-              <m:sty m:val="p"/>
               <m:scr m:val="double-struck"/>
+              <m:sty m:val="p"/>
             </m:rPr>
             <m:t>V</m:t>
           </m:r>
-          <m:d>
-            <m:dPr>
-              <m:begChr m:val="("/>
-              <m:sepChr m:val=""/>
-              <m:endChr m:val=")"/>
-              <m:grow/>
-            </m:dPr>
-            <m:e>
-              <m:r>
-                <m:t>X</m:t>
-              </m:r>
-            </m:e>
-          </m:d>
+          <m:r>
+            <m:rPr>
+              <m:sty m:val="p"/>
+            </m:rPr>
+            <m:t>(</m:t>
+          </m:r>
+          <m:r>
+            <m:t>X</m:t>
+          </m:r>
+          <m:r>
+            <m:rPr>
+              <m:sty m:val="p"/>
+            </m:rPr>
+            <m:t>)</m:t>
+          </m:r>
           <m:r>
             <m:rPr>
               <m:sty m:val="p"/>
@@ -2093,8 +2111,8 @@
         </w:pict>
       </w:r>
     </w:p>
-    <w:bookmarkEnd w:id="31"/>
-    <w:bookmarkStart w:id="33" w:name="version-history-and-licensing"/>
+    <w:bookmarkEnd w:id="20"/>
+    <w:bookmarkStart w:id="22" w:name="version-history-and-licensing"/>
     <w:p>
       <w:pPr>
         <w:pStyle w:val="Heading2"/>
@@ -2115,7 +2133,7 @@
       <w:pPr>
         <w:pStyle w:val="BodyText"/>
       </w:pPr>
-      <w:hyperlink r:id="rId32">
+      <w:hyperlink r:id="rId21">
         <w:r>
           <w:rPr>
             <w:rStyle w:val="Hyperlink"/>
@@ -2124,7 +2142,7 @@
         </w:r>
       </w:hyperlink>
     </w:p>
-    <w:bookmarkEnd w:id="33"/>
+    <w:bookmarkEnd w:id="22"/>
     <w:sectPr>
       <w:pgSz w:h="15840" w:w="12240"/>
       <w:pgMar w:bottom="1440" w:footer="720" w:gutter="0" w:header="720" w:left="1440" w:right="1440" w:top="1440"/>
